--- a/output/site/delphi/resume.docx
+++ b/output/site/delphi/resume.docx
@@ -49,7 +49,7 @@
         <w:t xml:space="preserve">Desktop: </w:t>
       </w:r>
       <w:r>
-        <w:t>Delphi 12, Object Pascal, VCL, DevExpress, FastReport, Indy, RX Library</w:t>
+        <w:t>Delphi 12, Object Pascal, VCL, DevExpress, FastReport</w:t>
       </w:r>
     </w:p>
     <w:p>
@@ -60,18 +60,7 @@
         <w:t xml:space="preserve">Data: </w:t>
       </w:r>
       <w:r>
-        <w:t>MS SQL Server, T-SQL, Oracle, Firebird, ADO / OLE DB</w:t>
-      </w:r>
-    </w:p>
-    <w:p>
-      <w:r>
-        <w:rPr>
-          <w:b/>
-        </w:rPr>
-        <w:t xml:space="preserve">Integrations: </w:t>
-      </w:r>
-      <w:r>
-        <w:t>EDI, M.E.Doc, WCF / SOAP, NativeExcel / NativeXml</w:t>
+        <w:t>MS SQL Server, T-SQL, Oracle, Firebird</w:t>
       </w:r>
     </w:p>
     <w:p>
@@ -82,7 +71,7 @@
         <w:t xml:space="preserve">Alongside Delphi: </w:t>
       </w:r>
       <w:r>
-        <w:t>C#, ASP.NET Core, Angular 13</w:t>
+        <w:t>C#, ASP.NET Core</w:t>
       </w:r>
     </w:p>
     <w:p>
@@ -93,18 +82,7 @@
         <w:t xml:space="preserve">Migration tooling: </w:t>
       </w:r>
       <w:r>
-        <w:t>Python, Next.js, Git</w:t>
-      </w:r>
-    </w:p>
-    <w:p>
-      <w:r>
-        <w:rPr>
-          <w:b/>
-        </w:rPr>
-        <w:t xml:space="preserve">Practice: </w:t>
-      </w:r>
-      <w:r>
-        <w:t>Legacy modernization, Three-tier architecture, Production ownership</w:t>
+        <w:t>Python, Next.js</w:t>
       </w:r>
     </w:p>
     <w:p>
@@ -141,7 +119,7 @@
         <w:rPr>
           <w:b/>
         </w:rPr>
-        <w:t>Lead Application Programmer, ATB-Market, Dnipro</w:t>
+        <w:t>Lead Application Programmer, ATB-Market (Ukraine's largest grocery retail network), Dnipro</w:t>
       </w:r>
     </w:p>
     <w:p>
@@ -174,90 +152,8 @@
       </w:r>
     </w:p>
     <w:p>
-      <w:pPr>
-        <w:pStyle w:val="ListBullet"/>
-      </w:pPr>
       <w:r>
-        <w:t>Network integrations: EDI and e-document flow, M.E.Doc, Oracle EBS, 1C, Kafka, BizTalk, SSIS and SSRS.</w:t>
-      </w:r>
-    </w:p>
-    <w:p>
-      <w:pPr>
-        <w:pStyle w:val="ListBullet"/>
-      </w:pPr>
-      <w:r>
-        <w:t>Since 2018 also build internal services on ASP.NET Core and Angular: access, audit, reporting, integrations — 33 of the network's systems carry my code.</w:t>
-      </w:r>
-    </w:p>
-    <w:p>
-      <w:r>
-        <w:rPr>
-          <w:b/>
-        </w:rPr>
-        <w:t>Engineer Programmer, Kryvyi Rih Iron Ore Combine, Kryvyi Rih</w:t>
-      </w:r>
-    </w:p>
-    <w:p>
-      <w:r>
-        <w:t>2013-06 — 2016-06</w:t>
-      </w:r>
-    </w:p>
-    <w:p>
-      <w:pPr>
-        <w:pStyle w:val="ListBullet"/>
-      </w:pPr>
-      <w:r>
-        <w:t>A system for ore extraction and shipment accounting, developed and maintained in production.</w:t>
-      </w:r>
-    </w:p>
-    <w:p>
-      <w:pPr>
-        <w:pStyle w:val="ListBullet"/>
-      </w:pPr>
-      <w:r>
-        <w:t>Automated per-shift distribution of consumables and hazard-pay meals.</w:t>
-      </w:r>
-    </w:p>
-    <w:p>
-      <w:pPr>
-        <w:pStyle w:val="ListBullet"/>
-      </w:pPr>
-      <w:r>
-        <w:t>Maintained production-preparation and budgeting systems; implemented Firebird table synchronization.</w:t>
-      </w:r>
-    </w:p>
-    <w:p>
-      <w:r>
-        <w:rPr>
-          <w:b/>
-        </w:rPr>
-        <w:t>Developer, OSSystem, Odesa</w:t>
-      </w:r>
-    </w:p>
-    <w:p>
-      <w:r>
-        <w:t>2012-11 — 2013-04</w:t>
-      </w:r>
-    </w:p>
-    <w:p>
-      <w:pPr>
-        <w:pStyle w:val="ListBullet"/>
-      </w:pPr>
-      <w:r>
-        <w:t>Development on Master INSURANCE, an insurance automation system: three-tier architecture with ORM over Oracle, reports in XL Report.</w:t>
-      </w:r>
-    </w:p>
-    <w:p>
-      <w:pPr>
-        <w:pStyle w:val="ListBullet"/>
-      </w:pPr>
-      <w:r>
-        <w:t>Maintained Expo, a system tracking vehicle and container movement across port territories.</w:t>
-      </w:r>
-    </w:p>
-    <w:p>
-      <w:r>
-        <w:t>Earlier: Full Stack Developer, Freelance and private practice (2015–2016) · Programming Instructor, Modern Professions Courses (2015–2016)</w:t>
+        <w:t>Earlier: Full Stack Developer, Freelance and private practice (2015–2016) · Programming Instructor, Modern Professions Courses (2015–2016) · Engineer Programmer, Kryvyi Rih Iron Ore Combine (2013–2016) · Developer, OSSystem (2012–2013)</w:t>
       </w:r>
     </w:p>
     <w:p>
@@ -274,14 +170,6 @@
       </w:pPr>
       <w:r>
         <w:t>Computer Engineering · computer systems and networks — Zaporizhzhia Institute of Economics and Information Technologies (2008 — 2011)</w:t>
-      </w:r>
-    </w:p>
-    <w:p>
-      <w:pPr>
-        <w:pStyle w:val="ListBullet"/>
-      </w:pPr>
-      <w:r>
-        <w:t>Programming in Delphi — Institute of Modern Professions (2006)</w:t>
       </w:r>
     </w:p>
     <w:p>

--- a/output/site/delphi/resume.docx
+++ b/output/site/delphi/resume.docx
@@ -25,12 +25,12 @@
     </w:p>
     <w:p>
       <w:r>
-        <w:t>Delphi engineer with ten years of production ownership of a retail trading system: 955 units, 828 forms, MS SQL. Currently migrating the client from Delphi 6 to Delphi 12, with a purpose-built tool that diffs forms and database mappings between the two versions.</w:t>
+        <w:t>Delphi engineer with ten years of production ownership of a retail trading system: the client the network's stores run on daily, MS SQL, the fiscal workflows. Currently migrating the client from Delphi 6 to Delphi 12, with a purpose-built tool that diffs UI and database mappings between the two versions.</w:t>
       </w:r>
     </w:p>
     <w:p>
       <w:r>
-        <w:t>10 years — in production retail systems, 2016 to now · 955 units — and 828 forms in the trading system client · 2 stacks — Delphi and .NET in parallel, with the business running · 33 — internal systems of the network carry my code</w:t>
+        <w:t>10 years — in production retail systems, 2016 to now · 2 stacks — Delphi and .NET in parallel, with the business running · 33 — internal systems of the network carry my code</w:t>
       </w:r>
     </w:p>
     <w:p>
@@ -132,7 +132,7 @@
         <w:pStyle w:val="ListBullet"/>
       </w:pPr>
       <w:r>
-        <w:t>Own the client side of the network's trading system: 955 units, 828 forms, MS SQL, covering supply documents, pricing and fiscal invoices.</w:t>
+        <w:t>Own the client side of the trading system that the network's stores run on daily: supply documents, pricing and fiscal invoices, MS SQL.</w:t>
       </w:r>
     </w:p>
     <w:p>
@@ -140,7 +140,7 @@
         <w:pStyle w:val="ListBullet"/>
       </w:pPr>
       <w:r>
-        <w:t>Leading the client migration from Delphi 6 to Delphi 12/13 with an in-house form and DB-mapping diff tool.</w:t>
+        <w:t>Leading the client migration from Delphi 6 to Delphi 12/13 with an in-house tool that diffs UI and DB mappings between versions.</w:t>
       </w:r>
     </w:p>
     <w:p>
